--- a/songs/Христос - победитель.docx
+++ b/songs/Христос - победитель.docx
@@ -7,16 +7,16 @@
         <w:rPr>
           <w:b w:val="1"/>
           <w:bCs w:val="1"/>
-          <w:sz w:val="24"/>
-          <w:szCs w:val="24"/>
-        </w:rPr>
-      </w:pPr>
-      <w:r>
-        <w:rPr>
-          <w:b w:val="1"/>
-          <w:bCs w:val="1"/>
-          <w:sz w:val="24"/>
-          <w:szCs w:val="24"/>
+          <w:sz w:val="28"/>
+          <w:szCs w:val="28"/>
+        </w:rPr>
+      </w:pPr>
+      <w:r>
+        <w:rPr>
+          <w:b w:val="1"/>
+          <w:bCs w:val="1"/>
+          <w:sz w:val="28"/>
+          <w:szCs w:val="28"/>
           <w:rtl w:val="0"/>
         </w:rPr>
         <w:t xml:space="preserve">Христос - победитель</w:t>
@@ -25,31 +25,31 @@
     <w:p>
       <w:pPr>
         <w:rPr>
-          <w:sz w:val="24"/>
-          <w:szCs w:val="24"/>
-        </w:rPr>
-      </w:pPr>
-      <w:r>
-        <w:rPr>
-          <w:rtl w:val="0"/>
-        </w:rPr>
-      </w:r>
-    </w:p>
-    <w:p>
-      <w:pPr>
-        <w:rPr>
-          <w:b w:val="1"/>
-          <w:bCs w:val="1"/>
-          <w:sz w:val="24"/>
-          <w:szCs w:val="24"/>
-        </w:rPr>
-      </w:pPr>
-      <w:r>
-        <w:rPr>
-          <w:b w:val="1"/>
-          <w:bCs w:val="1"/>
-          <w:sz w:val="24"/>
-          <w:szCs w:val="24"/>
+          <w:sz w:val="28"/>
+          <w:szCs w:val="28"/>
+        </w:rPr>
+      </w:pPr>
+      <w:r>
+        <w:rPr>
+          <w:rtl w:val="0"/>
+        </w:rPr>
+      </w:r>
+    </w:p>
+    <w:p>
+      <w:pPr>
+        <w:rPr>
+          <w:b w:val="1"/>
+          <w:bCs w:val="1"/>
+          <w:sz w:val="28"/>
+          <w:szCs w:val="28"/>
+        </w:rPr>
+      </w:pPr>
+      <w:r>
+        <w:rPr>
+          <w:b w:val="1"/>
+          <w:bCs w:val="1"/>
+          <w:sz w:val="28"/>
+          <w:szCs w:val="28"/>
           <w:rtl w:val="0"/>
         </w:rPr>
         <w:t xml:space="preserve">1 Куплет:</w:t>
@@ -58,14 +58,14 @@
     <w:p>
       <w:pPr>
         <w:rPr>
-          <w:sz w:val="24"/>
-          <w:szCs w:val="24"/>
-        </w:rPr>
-      </w:pPr>
-      <w:r>
-        <w:rPr>
-          <w:sz w:val="24"/>
-          <w:szCs w:val="24"/>
+          <w:sz w:val="28"/>
+          <w:szCs w:val="28"/>
+        </w:rPr>
+      </w:pPr>
+      <w:r>
+        <w:rPr>
+          <w:sz w:val="28"/>
+          <w:szCs w:val="28"/>
           <w:rtl w:val="0"/>
         </w:rPr>
         <w:t xml:space="preserve">Царь веков, Превознесенный, Бог чудес, вечно Сущий</w:t>
@@ -74,14 +74,14 @@
     <w:p>
       <w:pPr>
         <w:rPr>
-          <w:sz w:val="24"/>
-          <w:szCs w:val="24"/>
-        </w:rPr>
-      </w:pPr>
-      <w:r>
-        <w:rPr>
-          <w:sz w:val="24"/>
-          <w:szCs w:val="24"/>
+          <w:sz w:val="28"/>
+          <w:szCs w:val="28"/>
+        </w:rPr>
+      </w:pPr>
+      <w:r>
+        <w:rPr>
+          <w:sz w:val="28"/>
+          <w:szCs w:val="28"/>
           <w:rtl w:val="0"/>
         </w:rPr>
         <w:t xml:space="preserve">Ты провел нас через воды, искупил, Всемогущий!</w:t>
@@ -90,14 +90,14 @@
     <w:p>
       <w:pPr>
         <w:rPr>
-          <w:sz w:val="24"/>
-          <w:szCs w:val="24"/>
-        </w:rPr>
-      </w:pPr>
-      <w:r>
-        <w:rPr>
-          <w:sz w:val="24"/>
-          <w:szCs w:val="24"/>
+          <w:sz w:val="28"/>
+          <w:szCs w:val="28"/>
+        </w:rPr>
+      </w:pPr>
+      <w:r>
+        <w:rPr>
+          <w:sz w:val="28"/>
+          <w:szCs w:val="28"/>
           <w:rtl w:val="0"/>
         </w:rPr>
         <w:t xml:space="preserve">Ты – сила, песнь, спасенье наше!</w:t>
@@ -106,47 +106,29 @@
     <w:p>
       <w:pPr>
         <w:rPr>
-          <w:sz w:val="24"/>
-          <w:szCs w:val="24"/>
-        </w:rPr>
-      </w:pPr>
-      <w:r>
-        <w:rPr>
-          <w:rtl w:val="0"/>
-        </w:rPr>
-      </w:r>
-    </w:p>
-    <w:p>
-      <w:pPr>
-        <w:rPr>
-          <w:b w:val="1"/>
-          <w:bCs w:val="1"/>
-          <w:sz w:val="24"/>
-          <w:szCs w:val="24"/>
-        </w:rPr>
-      </w:pPr>
-      <w:r>
-        <w:rPr>
-          <w:b w:val="1"/>
-          <w:bCs w:val="1"/>
-          <w:sz w:val="24"/>
-          <w:szCs w:val="24"/>
-          <w:rtl w:val="0"/>
-        </w:rPr>
-        <w:t xml:space="preserve">Пред-припев:</w:t>
-      </w:r>
-    </w:p>
-    <w:p>
-      <w:pPr>
-        <w:rPr>
-          <w:sz w:val="24"/>
-          <w:szCs w:val="24"/>
-        </w:rPr>
-      </w:pPr>
-      <w:r>
-        <w:rPr>
-          <w:sz w:val="24"/>
-          <w:szCs w:val="24"/>
+          <w:b w:val="1"/>
+          <w:bCs w:val="1"/>
+          <w:sz w:val="28"/>
+          <w:szCs w:val="28"/>
+        </w:rPr>
+      </w:pPr>
+      <w:r>
+        <w:rPr>
+          <w:rtl w:val="0"/>
+        </w:rPr>
+      </w:r>
+    </w:p>
+    <w:p>
+      <w:pPr>
+        <w:rPr>
+          <w:sz w:val="28"/>
+          <w:szCs w:val="28"/>
+        </w:rPr>
+      </w:pPr>
+      <w:r>
+        <w:rPr>
+          <w:sz w:val="28"/>
+          <w:szCs w:val="28"/>
           <w:rtl w:val="0"/>
         </w:rPr>
         <w:t xml:space="preserve">Вся честь и слава и хвала сидящему на троне Агнцу,</w:t>
@@ -155,14 +137,14 @@
     <w:p>
       <w:pPr>
         <w:rPr>
-          <w:sz w:val="24"/>
-          <w:szCs w:val="24"/>
-        </w:rPr>
-      </w:pPr>
-      <w:r>
-        <w:rPr>
-          <w:sz w:val="24"/>
-          <w:szCs w:val="24"/>
+          <w:sz w:val="28"/>
+          <w:szCs w:val="28"/>
+        </w:rPr>
+      </w:pPr>
+      <w:r>
+        <w:rPr>
+          <w:sz w:val="28"/>
+          <w:szCs w:val="28"/>
           <w:rtl w:val="0"/>
         </w:rPr>
         <w:t xml:space="preserve">Он победу одержал! Аллилуйя! Аминь!</w:t>
@@ -176,31 +158,31 @@
     <w:p>
       <w:pPr>
         <w:rPr>
-          <w:sz w:val="24"/>
-          <w:szCs w:val="24"/>
-        </w:rPr>
-      </w:pPr>
-      <w:r>
-        <w:rPr>
-          <w:rtl w:val="0"/>
-        </w:rPr>
-      </w:r>
-    </w:p>
-    <w:p>
-      <w:pPr>
-        <w:rPr>
-          <w:b w:val="1"/>
-          <w:bCs w:val="1"/>
-          <w:sz w:val="24"/>
-          <w:szCs w:val="24"/>
-        </w:rPr>
-      </w:pPr>
-      <w:r>
-        <w:rPr>
-          <w:b w:val="1"/>
-          <w:bCs w:val="1"/>
-          <w:sz w:val="24"/>
-          <w:szCs w:val="24"/>
+          <w:sz w:val="28"/>
+          <w:szCs w:val="28"/>
+        </w:rPr>
+      </w:pPr>
+      <w:r>
+        <w:rPr>
+          <w:rtl w:val="0"/>
+        </w:rPr>
+      </w:r>
+    </w:p>
+    <w:p>
+      <w:pPr>
+        <w:rPr>
+          <w:b w:val="1"/>
+          <w:bCs w:val="1"/>
+          <w:sz w:val="28"/>
+          <w:szCs w:val="28"/>
+        </w:rPr>
+      </w:pPr>
+      <w:r>
+        <w:rPr>
+          <w:b w:val="1"/>
+          <w:bCs w:val="1"/>
+          <w:sz w:val="28"/>
+          <w:szCs w:val="28"/>
           <w:rtl w:val="0"/>
         </w:rPr>
         <w:t xml:space="preserve">2 Куплет:</w:t>
@@ -209,14 +191,14 @@
     <w:p>
       <w:pPr>
         <w:rPr>
-          <w:sz w:val="24"/>
-          <w:szCs w:val="24"/>
-        </w:rPr>
-      </w:pPr>
-      <w:r>
-        <w:rPr>
-          <w:sz w:val="24"/>
-          <w:szCs w:val="24"/>
+          <w:sz w:val="28"/>
+          <w:szCs w:val="28"/>
+        </w:rPr>
+      </w:pPr>
+      <w:r>
+        <w:rPr>
+          <w:sz w:val="28"/>
+          <w:szCs w:val="28"/>
           <w:rtl w:val="0"/>
         </w:rPr>
         <w:t xml:space="preserve">Царь небес, с нами живущий, Божий Сын, Искупитель</w:t>
@@ -225,14 +207,14 @@
     <w:p>
       <w:pPr>
         <w:rPr>
-          <w:sz w:val="24"/>
-          <w:szCs w:val="24"/>
-        </w:rPr>
-      </w:pPr>
-      <w:r>
-        <w:rPr>
-          <w:sz w:val="24"/>
-          <w:szCs w:val="24"/>
+          <w:sz w:val="28"/>
+          <w:szCs w:val="28"/>
+        </w:rPr>
+      </w:pPr>
+      <w:r>
+        <w:rPr>
+          <w:sz w:val="28"/>
+          <w:szCs w:val="28"/>
           <w:rtl w:val="0"/>
         </w:rPr>
         <w:t xml:space="preserve">Заплатил кровью за грешных, жертвой стал наш Спаситель,</w:t>
@@ -241,14 +223,14 @@
     <w:p>
       <w:pPr>
         <w:rPr>
-          <w:sz w:val="24"/>
-          <w:szCs w:val="24"/>
-        </w:rPr>
-      </w:pPr>
-      <w:r>
-        <w:rPr>
-          <w:sz w:val="24"/>
-          <w:szCs w:val="24"/>
+          <w:sz w:val="28"/>
+          <w:szCs w:val="28"/>
+        </w:rPr>
+      </w:pPr>
+      <w:r>
+        <w:rPr>
+          <w:sz w:val="28"/>
+          <w:szCs w:val="28"/>
           <w:rtl w:val="0"/>
         </w:rPr>
         <w:t xml:space="preserve">Он умер, но восстал с триумфом</w:t>
@@ -257,31 +239,31 @@
     <w:p>
       <w:pPr>
         <w:rPr>
-          <w:sz w:val="24"/>
-          <w:szCs w:val="24"/>
-        </w:rPr>
-      </w:pPr>
-      <w:r>
-        <w:rPr>
-          <w:rtl w:val="0"/>
-        </w:rPr>
-      </w:r>
-    </w:p>
-    <w:p>
-      <w:pPr>
-        <w:rPr>
-          <w:b w:val="1"/>
-          <w:bCs w:val="1"/>
-          <w:sz w:val="24"/>
-          <w:szCs w:val="24"/>
-        </w:rPr>
-      </w:pPr>
-      <w:r>
-        <w:rPr>
-          <w:b w:val="1"/>
-          <w:bCs w:val="1"/>
-          <w:sz w:val="24"/>
-          <w:szCs w:val="24"/>
+          <w:sz w:val="28"/>
+          <w:szCs w:val="28"/>
+        </w:rPr>
+      </w:pPr>
+      <w:r>
+        <w:rPr>
+          <w:rtl w:val="0"/>
+        </w:rPr>
+      </w:r>
+    </w:p>
+    <w:p>
+      <w:pPr>
+        <w:rPr>
+          <w:b w:val="1"/>
+          <w:bCs w:val="1"/>
+          <w:sz w:val="28"/>
+          <w:szCs w:val="28"/>
+        </w:rPr>
+      </w:pPr>
+      <w:r>
+        <w:rPr>
+          <w:b w:val="1"/>
+          <w:bCs w:val="1"/>
+          <w:sz w:val="28"/>
+          <w:szCs w:val="28"/>
           <w:rtl w:val="0"/>
         </w:rPr>
         <w:t xml:space="preserve">Припев:</w:t>
@@ -290,14 +272,14 @@
     <w:p>
       <w:pPr>
         <w:rPr>
-          <w:sz w:val="24"/>
-          <w:szCs w:val="24"/>
-        </w:rPr>
-      </w:pPr>
-      <w:r>
-        <w:rPr>
-          <w:sz w:val="24"/>
-          <w:szCs w:val="24"/>
+          <w:sz w:val="28"/>
+          <w:szCs w:val="28"/>
+        </w:rPr>
+      </w:pPr>
+      <w:r>
+        <w:rPr>
+          <w:sz w:val="28"/>
+          <w:szCs w:val="28"/>
           <w:rtl w:val="0"/>
         </w:rPr>
         <w:t xml:space="preserve">Вся честь и слава и хвала сидящему на троне Агнцу,</w:t>
@@ -306,37 +288,30 @@
     <w:p>
       <w:pPr>
         <w:rPr>
-          <w:b w:val="1"/>
-          <w:bCs w:val="1"/>
-          <w:sz w:val="24"/>
-          <w:szCs w:val="24"/>
-        </w:rPr>
-      </w:pPr>
-      <w:r>
-        <w:rPr>
-          <w:sz w:val="24"/>
-          <w:szCs w:val="24"/>
-          <w:rtl w:val="0"/>
-        </w:rPr>
-        <w:t xml:space="preserve">Он победу одержал! Аллилуйя! Аминь!</w:t>
-      </w:r>
-      <w:r>
-        <w:rPr>
-          <w:rtl w:val="0"/>
-        </w:rPr>
-      </w:r>
-    </w:p>
-    <w:p>
-      <w:pPr>
-        <w:rPr>
-          <w:sz w:val="24"/>
-          <w:szCs w:val="24"/>
-        </w:rPr>
-      </w:pPr>
-      <w:r>
-        <w:rPr>
-          <w:sz w:val="24"/>
-          <w:szCs w:val="24"/>
+          <w:sz w:val="28"/>
+          <w:szCs w:val="28"/>
+        </w:rPr>
+      </w:pPr>
+      <w:r>
+        <w:rPr>
+          <w:sz w:val="28"/>
+          <w:szCs w:val="28"/>
+          <w:rtl w:val="0"/>
+        </w:rPr>
+        <w:t xml:space="preserve">Он победу одержал! Аллилуйя! </w:t>
+      </w:r>
+    </w:p>
+    <w:p>
+      <w:pPr>
+        <w:rPr>
+          <w:sz w:val="28"/>
+          <w:szCs w:val="28"/>
+        </w:rPr>
+      </w:pPr>
+      <w:r>
+        <w:rPr>
+          <w:sz w:val="28"/>
+          <w:szCs w:val="28"/>
           <w:rtl w:val="0"/>
         </w:rPr>
         <w:t xml:space="preserve">С людьми всех наций и племён мы вместе с хором неба</w:t>
@@ -345,14 +320,14 @@
     <w:p>
       <w:pPr>
         <w:rPr>
-          <w:sz w:val="24"/>
-          <w:szCs w:val="24"/>
-        </w:rPr>
-      </w:pPr>
-      <w:r>
-        <w:rPr>
-          <w:sz w:val="24"/>
-          <w:szCs w:val="24"/>
+          <w:sz w:val="28"/>
+          <w:szCs w:val="28"/>
+        </w:rPr>
+      </w:pPr>
+      <w:r>
+        <w:rPr>
+          <w:sz w:val="28"/>
+          <w:szCs w:val="28"/>
           <w:rtl w:val="0"/>
         </w:rPr>
         <w:t xml:space="preserve">Гимн триумфа Сына воспоем: Аллилуйя! Аминь!</w:t>
@@ -361,31 +336,31 @@
     <w:p>
       <w:pPr>
         <w:rPr>
-          <w:sz w:val="24"/>
-          <w:szCs w:val="24"/>
-        </w:rPr>
-      </w:pPr>
-      <w:r>
-        <w:rPr>
-          <w:rtl w:val="0"/>
-        </w:rPr>
-      </w:r>
-    </w:p>
-    <w:p>
-      <w:pPr>
-        <w:rPr>
-          <w:b w:val="1"/>
-          <w:bCs w:val="1"/>
-          <w:sz w:val="24"/>
-          <w:szCs w:val="24"/>
-        </w:rPr>
-      </w:pPr>
-      <w:r>
-        <w:rPr>
-          <w:b w:val="1"/>
-          <w:bCs w:val="1"/>
-          <w:sz w:val="24"/>
-          <w:szCs w:val="24"/>
+          <w:sz w:val="28"/>
+          <w:szCs w:val="28"/>
+        </w:rPr>
+      </w:pPr>
+      <w:r>
+        <w:rPr>
+          <w:rtl w:val="0"/>
+        </w:rPr>
+      </w:r>
+    </w:p>
+    <w:p>
+      <w:pPr>
+        <w:rPr>
+          <w:b w:val="1"/>
+          <w:bCs w:val="1"/>
+          <w:sz w:val="28"/>
+          <w:szCs w:val="28"/>
+        </w:rPr>
+      </w:pPr>
+      <w:r>
+        <w:rPr>
+          <w:b w:val="1"/>
+          <w:bCs w:val="1"/>
+          <w:sz w:val="28"/>
+          <w:szCs w:val="28"/>
           <w:rtl w:val="0"/>
         </w:rPr>
         <w:t xml:space="preserve">3 Куплет:</w:t>
@@ -394,14 +369,14 @@
     <w:p>
       <w:pPr>
         <w:rPr>
-          <w:sz w:val="24"/>
-          <w:szCs w:val="24"/>
-        </w:rPr>
-      </w:pPr>
-      <w:r>
-        <w:rPr>
-          <w:sz w:val="24"/>
-          <w:szCs w:val="24"/>
+          <w:sz w:val="28"/>
+          <w:szCs w:val="28"/>
+        </w:rPr>
+      </w:pPr>
+      <w:r>
+        <w:rPr>
+          <w:sz w:val="28"/>
+          <w:szCs w:val="28"/>
           <w:rtl w:val="0"/>
         </w:rPr>
         <w:t xml:space="preserve">Царь Царей, мира правитель облечен вечной славой</w:t>
@@ -410,14 +385,14 @@
     <w:p>
       <w:pPr>
         <w:rPr>
-          <w:sz w:val="24"/>
-          <w:szCs w:val="24"/>
-        </w:rPr>
-      </w:pPr>
-      <w:r>
-        <w:rPr>
-          <w:sz w:val="24"/>
-          <w:szCs w:val="24"/>
+          <w:sz w:val="28"/>
+          <w:szCs w:val="28"/>
+        </w:rPr>
+      </w:pPr>
+      <w:r>
+        <w:rPr>
+          <w:sz w:val="28"/>
+          <w:szCs w:val="28"/>
           <w:rtl w:val="0"/>
         </w:rPr>
         <w:t xml:space="preserve">Пред Тобой все преклонятся, Ты Христос - победитель!</w:t>
@@ -426,14 +401,14 @@
     <w:p>
       <w:pPr>
         <w:rPr>
-          <w:sz w:val="24"/>
-          <w:szCs w:val="24"/>
-        </w:rPr>
-      </w:pPr>
-      <w:r>
-        <w:rPr>
-          <w:sz w:val="24"/>
-          <w:szCs w:val="24"/>
+          <w:sz w:val="28"/>
+          <w:szCs w:val="28"/>
+        </w:rPr>
+      </w:pPr>
+      <w:r>
+        <w:rPr>
+          <w:sz w:val="28"/>
+          <w:szCs w:val="28"/>
           <w:rtl w:val="0"/>
         </w:rPr>
         <w:t xml:space="preserve">Ты был, Ты есть, Ты Бог навеки!</w:t>
@@ -442,31 +417,116 @@
     <w:p>
       <w:pPr>
         <w:rPr>
-          <w:sz w:val="24"/>
-          <w:szCs w:val="24"/>
-        </w:rPr>
-      </w:pPr>
-      <w:r>
-        <w:rPr>
-          <w:rtl w:val="0"/>
-        </w:rPr>
-      </w:r>
-    </w:p>
-    <w:p>
-      <w:pPr>
-        <w:rPr>
-          <w:b w:val="1"/>
-          <w:bCs w:val="1"/>
-          <w:sz w:val="24"/>
-          <w:szCs w:val="24"/>
-        </w:rPr>
-      </w:pPr>
-      <w:r>
-        <w:rPr>
-          <w:b w:val="1"/>
-          <w:bCs w:val="1"/>
-          <w:sz w:val="24"/>
-          <w:szCs w:val="24"/>
+          <w:sz w:val="28"/>
+          <w:szCs w:val="28"/>
+        </w:rPr>
+      </w:pPr>
+      <w:r>
+        <w:rPr>
+          <w:rtl w:val="0"/>
+        </w:rPr>
+      </w:r>
+    </w:p>
+    <w:p>
+      <w:pPr>
+        <w:rPr>
+          <w:sz w:val="28"/>
+          <w:szCs w:val="28"/>
+        </w:rPr>
+      </w:pPr>
+      <w:r>
+        <w:rPr>
+          <w:b w:val="1"/>
+          <w:bCs w:val="1"/>
+          <w:sz w:val="28"/>
+          <w:szCs w:val="28"/>
+          <w:rtl w:val="0"/>
+        </w:rPr>
+        <w:t xml:space="preserve">Припев</w:t>
+      </w:r>
+      <w:r>
+        <w:rPr>
+          <w:rtl w:val="0"/>
+        </w:rPr>
+      </w:r>
+    </w:p>
+    <w:p>
+      <w:pPr>
+        <w:rPr>
+          <w:sz w:val="28"/>
+          <w:szCs w:val="28"/>
+        </w:rPr>
+      </w:pPr>
+      <w:r>
+        <w:rPr>
+          <w:rtl w:val="0"/>
+        </w:rPr>
+      </w:r>
+    </w:p>
+    <w:p>
+      <w:pPr>
+        <w:rPr>
+          <w:b w:val="1"/>
+          <w:bCs w:val="1"/>
+          <w:sz w:val="28"/>
+          <w:szCs w:val="28"/>
+        </w:rPr>
+      </w:pPr>
+      <w:r>
+        <w:rPr>
+          <w:b w:val="1"/>
+          <w:bCs w:val="1"/>
+          <w:sz w:val="28"/>
+          <w:szCs w:val="28"/>
+          <w:rtl w:val="0"/>
+        </w:rPr>
+        <w:t xml:space="preserve">Бридж:</w:t>
+      </w:r>
+    </w:p>
+    <w:p>
+      <w:pPr>
+        <w:rPr>
+          <w:sz w:val="28"/>
+          <w:szCs w:val="28"/>
+        </w:rPr>
+      </w:pPr>
+      <w:r>
+        <w:rPr>
+          <w:sz w:val="28"/>
+          <w:szCs w:val="28"/>
+          <w:rtl w:val="0"/>
+        </w:rPr>
+        <w:t xml:space="preserve">Аминь, Аминь, Аминь - 3 раза</w:t>
+      </w:r>
+    </w:p>
+    <w:p>
+      <w:pPr>
+        <w:rPr>
+          <w:sz w:val="28"/>
+          <w:szCs w:val="28"/>
+        </w:rPr>
+      </w:pPr>
+      <w:r>
+        <w:rPr>
+          <w:rtl w:val="0"/>
+        </w:rPr>
+      </w:r>
+    </w:p>
+    <w:p>
+      <w:pPr>
+        <w:rPr>
+          <w:b w:val="1"/>
+          <w:bCs w:val="1"/>
+          <w:sz w:val="28"/>
+          <w:szCs w:val="28"/>
+        </w:rPr>
+      </w:pPr>
+      <w:r>
+        <w:rPr>
+          <w:b w:val="1"/>
+          <w:bCs w:val="1"/>
+          <w:sz w:val="28"/>
+          <w:szCs w:val="28"/>
           <w:rtl w:val="0"/>
         </w:rPr>
         <w:t xml:space="preserve">Припев:</w:t>
@@ -475,14 +535,14 @@
     <w:p>
       <w:pPr>
         <w:rPr>
-          <w:sz w:val="24"/>
-          <w:szCs w:val="24"/>
-        </w:rPr>
-      </w:pPr>
-      <w:r>
-        <w:rPr>
-          <w:sz w:val="24"/>
-          <w:szCs w:val="24"/>
+          <w:sz w:val="28"/>
+          <w:szCs w:val="28"/>
+        </w:rPr>
+      </w:pPr>
+      <w:r>
+        <w:rPr>
+          <w:sz w:val="28"/>
+          <w:szCs w:val="28"/>
           <w:rtl w:val="0"/>
         </w:rPr>
         <w:t xml:space="preserve">Вся честь и слава и хвала сидящему на троне Агнцу,</w:t>
@@ -491,37 +551,30 @@
     <w:p>
       <w:pPr>
         <w:rPr>
-          <w:b w:val="1"/>
-          <w:bCs w:val="1"/>
-          <w:sz w:val="24"/>
-          <w:szCs w:val="24"/>
-        </w:rPr>
-      </w:pPr>
-      <w:r>
-        <w:rPr>
-          <w:sz w:val="24"/>
-          <w:szCs w:val="24"/>
-          <w:rtl w:val="0"/>
-        </w:rPr>
-        <w:t xml:space="preserve">Он победу одержал! Аллилуйя! Аминь!</w:t>
-      </w:r>
-      <w:r>
-        <w:rPr>
-          <w:rtl w:val="0"/>
-        </w:rPr>
-      </w:r>
-    </w:p>
-    <w:p>
-      <w:pPr>
-        <w:rPr>
-          <w:sz w:val="24"/>
-          <w:szCs w:val="24"/>
-        </w:rPr>
-      </w:pPr>
-      <w:r>
-        <w:rPr>
-          <w:sz w:val="24"/>
-          <w:szCs w:val="24"/>
+          <w:sz w:val="28"/>
+          <w:szCs w:val="28"/>
+        </w:rPr>
+      </w:pPr>
+      <w:r>
+        <w:rPr>
+          <w:sz w:val="28"/>
+          <w:szCs w:val="28"/>
+          <w:rtl w:val="0"/>
+        </w:rPr>
+        <w:t xml:space="preserve">Он победу одержал! Аллилуйя!</w:t>
+      </w:r>
+    </w:p>
+    <w:p>
+      <w:pPr>
+        <w:rPr>
+          <w:sz w:val="28"/>
+          <w:szCs w:val="28"/>
+        </w:rPr>
+      </w:pPr>
+      <w:r>
+        <w:rPr>
+          <w:sz w:val="28"/>
+          <w:szCs w:val="28"/>
           <w:rtl w:val="0"/>
         </w:rPr>
         <w:t xml:space="preserve">С людьми всех наций и племён мы вместе с хором неба</w:t>
@@ -530,14 +583,14 @@
     <w:p>
       <w:pPr>
         <w:rPr>
-          <w:sz w:val="24"/>
-          <w:szCs w:val="24"/>
-        </w:rPr>
-      </w:pPr>
-      <w:r>
-        <w:rPr>
-          <w:sz w:val="24"/>
-          <w:szCs w:val="24"/>
+          <w:sz w:val="28"/>
+          <w:szCs w:val="28"/>
+        </w:rPr>
+      </w:pPr>
+      <w:r>
+        <w:rPr>
+          <w:sz w:val="28"/>
+          <w:szCs w:val="28"/>
           <w:rtl w:val="0"/>
         </w:rPr>
         <w:t xml:space="preserve">Гимн триумфа Сына воспоем: Аллилуйя! Аминь!</w:t>
@@ -546,167 +599,14 @@
     <w:p>
       <w:pPr>
         <w:rPr>
-          <w:sz w:val="24"/>
-          <w:szCs w:val="24"/>
-        </w:rPr>
-      </w:pPr>
-      <w:r>
-        <w:rPr>
-          <w:rtl w:val="0"/>
-        </w:rPr>
-      </w:r>
-    </w:p>
-    <w:p>
-      <w:pPr>
-        <w:rPr>
-          <w:b w:val="1"/>
-          <w:bCs w:val="1"/>
-          <w:sz w:val="24"/>
-          <w:szCs w:val="24"/>
-        </w:rPr>
-      </w:pPr>
-      <w:r>
-        <w:rPr>
-          <w:b w:val="1"/>
-          <w:bCs w:val="1"/>
-          <w:sz w:val="24"/>
-          <w:szCs w:val="24"/>
-          <w:rtl w:val="0"/>
-        </w:rPr>
-        <w:t xml:space="preserve">Бридж:</w:t>
-      </w:r>
-    </w:p>
-    <w:p>
-      <w:pPr>
-        <w:rPr>
-          <w:sz w:val="24"/>
-          <w:szCs w:val="24"/>
-        </w:rPr>
-      </w:pPr>
-      <w:r>
-        <w:rPr>
-          <w:sz w:val="24"/>
-          <w:szCs w:val="24"/>
-          <w:rtl w:val="0"/>
-        </w:rPr>
-        <w:t xml:space="preserve">Аминь, Аминь, Аминь - 3 раза</w:t>
-      </w:r>
-    </w:p>
-    <w:p>
-      <w:pPr>
-        <w:rPr>
-          <w:sz w:val="24"/>
-          <w:szCs w:val="24"/>
-        </w:rPr>
-      </w:pPr>
-      <w:r>
-        <w:rPr>
-          <w:rtl w:val="0"/>
-        </w:rPr>
-      </w:r>
-    </w:p>
-    <w:p>
-      <w:pPr>
-        <w:rPr>
-          <w:b w:val="1"/>
-          <w:bCs w:val="1"/>
-          <w:sz w:val="24"/>
-          <w:szCs w:val="24"/>
-        </w:rPr>
-      </w:pPr>
-      <w:r>
-        <w:rPr>
-          <w:b w:val="1"/>
-          <w:bCs w:val="1"/>
-          <w:sz w:val="24"/>
-          <w:szCs w:val="24"/>
-          <w:rtl w:val="0"/>
-        </w:rPr>
-        <w:t xml:space="preserve">Припев:</w:t>
-      </w:r>
-    </w:p>
-    <w:p>
-      <w:pPr>
-        <w:rPr>
-          <w:sz w:val="24"/>
-          <w:szCs w:val="24"/>
-        </w:rPr>
-      </w:pPr>
-      <w:r>
-        <w:rPr>
-          <w:sz w:val="24"/>
-          <w:szCs w:val="24"/>
-          <w:rtl w:val="0"/>
-        </w:rPr>
-        <w:t xml:space="preserve">Вся честь и слава и хвала сидящему на троне Агнцу,</w:t>
-      </w:r>
-    </w:p>
-    <w:p>
-      <w:pPr>
-        <w:rPr>
-          <w:b w:val="1"/>
-          <w:bCs w:val="1"/>
-          <w:sz w:val="24"/>
-          <w:szCs w:val="24"/>
-        </w:rPr>
-      </w:pPr>
-      <w:r>
-        <w:rPr>
-          <w:sz w:val="24"/>
-          <w:szCs w:val="24"/>
-          <w:rtl w:val="0"/>
-        </w:rPr>
-        <w:t xml:space="preserve">Он победу одержал! Аллилуйя! Аминь!</w:t>
-      </w:r>
-      <w:r>
-        <w:rPr>
-          <w:rtl w:val="0"/>
-        </w:rPr>
-      </w:r>
-    </w:p>
-    <w:p>
-      <w:pPr>
-        <w:rPr>
-          <w:sz w:val="24"/>
-          <w:szCs w:val="24"/>
-        </w:rPr>
-      </w:pPr>
-      <w:r>
-        <w:rPr>
-          <w:sz w:val="24"/>
-          <w:szCs w:val="24"/>
-          <w:rtl w:val="0"/>
-        </w:rPr>
-        <w:t xml:space="preserve">С людьми всех наций и племён мы вместе с хором неба</w:t>
-      </w:r>
-    </w:p>
-    <w:p>
-      <w:pPr>
-        <w:rPr>
-          <w:sz w:val="24"/>
-          <w:szCs w:val="24"/>
-        </w:rPr>
-      </w:pPr>
-      <w:r>
-        <w:rPr>
-          <w:sz w:val="24"/>
-          <w:szCs w:val="24"/>
-          <w:rtl w:val="0"/>
-        </w:rPr>
-        <w:t xml:space="preserve">Гимн триумфа Сына воспоем: Аллилуйя! Аминь!</w:t>
-      </w:r>
-    </w:p>
-    <w:p>
-      <w:pPr>
-        <w:rPr>
-          <w:sz w:val="24"/>
-          <w:szCs w:val="24"/>
-        </w:rPr>
-      </w:pPr>
-      <w:r>
-        <w:rPr>
-          <w:sz w:val="24"/>
-          <w:szCs w:val="24"/>
+          <w:sz w:val="28"/>
+          <w:szCs w:val="28"/>
+        </w:rPr>
+      </w:pPr>
+      <w:r>
+        <w:rPr>
+          <w:sz w:val="28"/>
+          <w:szCs w:val="28"/>
           <w:rtl w:val="0"/>
         </w:rPr>
         <w:t xml:space="preserve">Воспоем победы гимн, Аллилуйя! Аминь!</w:t>
